--- a/policies/build/preview/HCO.AAC.9_v2_preview.docx
+++ b/policies/build/preview/HCO.AAC.9_v2_preview.docx
@@ -1291,6 +1291,18 @@
           <w:sz w:val="22"/>
           <w:szCs w:val="22"/>
         </w:rPr>
+        <w:t xml:space="preserve">As hospital safety practice (not an NABH objective-element requirement), when pregnancy screening is positive or uncertain for a radiation examination, do not proceed until the «radiologist or imaging in-charge» has reviewed and documented the decision.</w:t>
+      </w:r>
+    </w:p>
+    <w:p>
+      <w:pPr>
+        <w:spacing w:after="140"/>
+      </w:pPr>
+      <w:r>
+        <w:rPr>
+          <w:sz w:val="22"/>
+          <w:szCs w:val="22"/>
+        </w:rPr>
         <w:t xml:space="preserve">Informed consent is taken for contrast injection, moderate–deep sedation, interventional procedures, and whenever higher risk due to imaging is found on risk screening. Refer to PRE for consent method.</w:t>
       </w:r>
     </w:p>
@@ -1492,7 +1504,7 @@
           <w:sz w:val="22"/>
           <w:szCs w:val="22"/>
         </w:rPr>
-        <w:t xml:space="preserve">Do not proceed when pregnancy status is positive or uncertain for a radiation examination until the «radiologist or imaging in-charge» has reviewed and documented the decision; do not proceed with MRI when magnetic-substance screening is incomplete or positive for a contraindication.</w:t>
+        <w:t xml:space="preserve">As hospital safety practice (not an NABH objective-element requirement), do not proceed when pregnancy status is positive or uncertain for a radiation examination until the «radiologist or imaging in-charge» has reviewed and documented the decision. Do not proceed with MRI when magnetic-substance screening is incomplete or positive for a contraindication.</w:t>
       </w:r>
     </w:p>
     <w:p>

--- a/policies/build/preview/HCO.AAC.9_v2_preview.docx
+++ b/policies/build/preview/HCO.AAC.9_v2_preview.docx
@@ -67,7 +67,7 @@
           <w:sz w:val="18"/>
           <w:szCs w:val="18"/>
         </w:rPr>
-        <w:t xml:space="preserve">« » marks an editable default a small hospital can adopt. «________» is a true blank and must be completed before issue. PRE v2 draft — not an approved master.</w:t>
+        <w:t xml:space="preserve">« » marks an editable default a small hospital can adopt. «________» is a true blank and must be completed before issue.</w:t>
       </w:r>
     </w:p>
     <w:tbl>

--- a/policies/build/preview/HCO.AAC.9_v2_preview.docx
+++ b/policies/build/preview/HCO.AAC.9_v2_preview.docx
@@ -406,7 +406,7 @@
                 <w:sz w:val="18"/>
                 <w:szCs w:val="18"/>
               </w:rPr>
-              <w:t xml:space="preserve">«Patient Rights Officer»  Name «________»</w:t>
+              <w:t xml:space="preserve">«Imaging In-Charge»  Name «________»</w:t>
             </w:r>
           </w:p>
         </w:tc>
